--- a/МатСтатЛаб4.docx
+++ b/МатСтатЛаб4.docx
@@ -12,8 +12,6 @@
           <w:szCs w:val="32"/>
         </w:rPr>
       </w:pPr>
-      <w:bookmarkStart w:id="0" w:name="_GoBack"/>
-      <w:bookmarkEnd w:id="0"/>
       <w:r>
         <w:rPr>
           <w:rStyle w:val="fontstyle01"/>
@@ -1265,7 +1263,7 @@
           <w:szCs w:val="40"/>
         </w:rPr>
       </w:pPr>
-      <w:bookmarkStart w:id="1" w:name="_Toc223099301"/>
+      <w:bookmarkStart w:id="0" w:name="_Toc223099301"/>
       <w:r>
         <w:rPr>
           <w:sz w:val="40"/>
@@ -1274,7 +1272,7 @@
         <w:lastRenderedPageBreak/>
         <w:t>Постановка задачи</w:t>
       </w:r>
-      <w:bookmarkEnd w:id="1"/>
+      <w:bookmarkEnd w:id="0"/>
     </w:p>
     <w:p>
       <w:pPr>
@@ -1566,7 +1564,7 @@
           <w:szCs w:val="40"/>
         </w:rPr>
       </w:pPr>
-      <w:bookmarkStart w:id="2" w:name="_Toc223099302"/>
+      <w:bookmarkStart w:id="1" w:name="_Toc223099302"/>
       <w:r>
         <w:rPr>
           <w:sz w:val="40"/>
@@ -1574,7 +1572,7 @@
         </w:rPr>
         <w:t>Теоретическая часть</w:t>
       </w:r>
-      <w:bookmarkEnd w:id="2"/>
+      <w:bookmarkEnd w:id="1"/>
     </w:p>
     <w:p>
       <w:pPr>
@@ -3892,6 +3890,402 @@
         </w:rPr>
         <w:t>индикаторная функция, равная 1, если условие выполняется, и 0 в противном случае.</w:t>
       </w:r>
+      <w:r>
+        <w:rPr>
+          <w:rFonts w:ascii="Times New Roman" w:eastAsia="Times New Roman" w:hAnsi="Times New Roman" w:cs="Times New Roman"/>
+          <w:color w:val="000000"/>
+          <w:sz w:val="28"/>
+          <w:szCs w:val="28"/>
+          <w:lang w:eastAsia="ru-RU"/>
+        </w:rPr>
+        <w:t xml:space="preserve"> </w:t>
+      </w:r>
+      <m:oMath>
+        <m:sSub>
+          <m:sSubPr>
+            <m:ctrlPr>
+              <w:rPr>
+                <w:rFonts w:ascii="Cambria Math" w:eastAsia="Times New Roman" w:hAnsi="Cambria Math" w:cs="Times New Roman"/>
+                <w:color w:val="000000"/>
+                <w:sz w:val="28"/>
+                <w:szCs w:val="28"/>
+                <w:lang w:eastAsia="ru-RU"/>
+              </w:rPr>
+            </m:ctrlPr>
+          </m:sSubPr>
+          <m:e>
+            <m:r>
+              <w:rPr>
+                <w:rFonts w:ascii="Cambria Math" w:eastAsia="Times New Roman" w:hAnsi="Cambria Math" w:cs="Times New Roman"/>
+                <w:color w:val="000000"/>
+                <w:sz w:val="28"/>
+                <w:szCs w:val="28"/>
+                <w:lang w:eastAsia="ru-RU"/>
+              </w:rPr>
+              <m:t>F</m:t>
+            </m:r>
+          </m:e>
+          <m:sub>
+            <m:r>
+              <w:rPr>
+                <w:rFonts w:ascii="Cambria Math" w:eastAsia="Times New Roman" w:hAnsi="Cambria Math" w:cs="Times New Roman"/>
+                <w:color w:val="000000"/>
+                <w:sz w:val="28"/>
+                <w:szCs w:val="28"/>
+                <w:lang w:eastAsia="ru-RU"/>
+              </w:rPr>
+              <m:t>n</m:t>
+            </m:r>
+          </m:sub>
+        </m:sSub>
+        <m:d>
+          <m:dPr>
+            <m:ctrlPr>
+              <w:rPr>
+                <w:rFonts w:ascii="Cambria Math" w:eastAsia="Times New Roman" w:hAnsi="Cambria Math" w:cs="Times New Roman"/>
+                <w:color w:val="000000"/>
+                <w:sz w:val="28"/>
+                <w:szCs w:val="28"/>
+                <w:lang w:eastAsia="ru-RU"/>
+              </w:rPr>
+            </m:ctrlPr>
+          </m:dPr>
+          <m:e>
+            <m:r>
+              <w:rPr>
+                <w:rFonts w:ascii="Cambria Math" w:eastAsia="Times New Roman" w:hAnsi="Cambria Math" w:cs="Times New Roman"/>
+                <w:color w:val="000000"/>
+                <w:sz w:val="28"/>
+                <w:szCs w:val="28"/>
+                <w:lang w:eastAsia="ru-RU"/>
+              </w:rPr>
+              <m:t>x</m:t>
+            </m:r>
+          </m:e>
+        </m:d>
+      </m:oMath>
+      <w:r>
+        <w:rPr>
+          <w:rFonts w:ascii="Times New Roman" w:eastAsia="Times New Roman" w:hAnsi="Times New Roman" w:cs="Times New Roman"/>
+          <w:color w:val="000000"/>
+          <w:sz w:val="28"/>
+          <w:szCs w:val="28"/>
+          <w:lang w:eastAsia="ru-RU"/>
+        </w:rPr>
+        <w:t xml:space="preserve"> -  </w:t>
+      </w:r>
+      <w:r>
+        <w:rPr>
+          <w:rFonts w:ascii="Times New Roman" w:eastAsia="Times New Roman" w:hAnsi="Times New Roman" w:cs="Times New Roman"/>
+          <w:color w:val="000000"/>
+          <w:sz w:val="28"/>
+          <w:szCs w:val="28"/>
+          <w:lang w:eastAsia="ru-RU"/>
+        </w:rPr>
+        <w:t xml:space="preserve">неубывающая ступенчатая функция, </w:t>
+      </w:r>
+      <m:oMath>
+        <m:func>
+          <m:funcPr>
+            <m:ctrlPr>
+              <w:rPr>
+                <w:rFonts w:ascii="Cambria Math" w:eastAsia="Times New Roman" w:hAnsi="Cambria Math" w:cs="Times New Roman"/>
+                <w:color w:val="000000"/>
+                <w:sz w:val="28"/>
+                <w:szCs w:val="28"/>
+                <w:lang w:eastAsia="ru-RU"/>
+              </w:rPr>
+            </m:ctrlPr>
+          </m:funcPr>
+          <m:fName>
+            <m:limLow>
+              <m:limLowPr>
+                <m:ctrlPr>
+                  <w:rPr>
+                    <w:rFonts w:ascii="Cambria Math" w:eastAsia="Times New Roman" w:hAnsi="Cambria Math" w:cs="Times New Roman"/>
+                    <w:color w:val="000000"/>
+                    <w:sz w:val="28"/>
+                    <w:szCs w:val="28"/>
+                    <w:lang w:eastAsia="ru-RU"/>
+                  </w:rPr>
+                </m:ctrlPr>
+              </m:limLowPr>
+              <m:e>
+                <m:r>
+                  <m:rPr>
+                    <m:sty m:val="p"/>
+                  </m:rPr>
+                  <w:rPr>
+                    <w:rFonts w:ascii="Cambria Math" w:eastAsia="Times New Roman" w:hAnsi="Cambria Math" w:cs="Times New Roman"/>
+                    <w:color w:val="000000"/>
+                    <w:sz w:val="28"/>
+                    <w:szCs w:val="28"/>
+                    <w:lang w:eastAsia="ru-RU"/>
+                  </w:rPr>
+                  <m:t>lim</m:t>
+                </m:r>
+              </m:e>
+              <m:lim>
+                <m:r>
+                  <w:rPr>
+                    <w:rFonts w:ascii="Cambria Math" w:eastAsia="Times New Roman" w:hAnsi="Cambria Math" w:cs="Times New Roman"/>
+                    <w:color w:val="000000"/>
+                    <w:sz w:val="28"/>
+                    <w:szCs w:val="28"/>
+                    <w:lang w:eastAsia="ru-RU"/>
+                  </w:rPr>
+                  <m:t>x</m:t>
+                </m:r>
+                <m:r>
+                  <m:rPr>
+                    <m:sty m:val="p"/>
+                  </m:rPr>
+                  <w:rPr>
+                    <w:rFonts w:ascii="Cambria Math" w:eastAsia="Times New Roman" w:hAnsi="Cambria Math" w:cs="Times New Roman"/>
+                    <w:color w:val="000000"/>
+                    <w:sz w:val="28"/>
+                    <w:szCs w:val="28"/>
+                    <w:lang w:eastAsia="ru-RU"/>
+                  </w:rPr>
+                  <m:t>→-∞</m:t>
+                </m:r>
+              </m:lim>
+            </m:limLow>
+          </m:fName>
+          <m:e>
+            <m:sSub>
+              <m:sSubPr>
+                <m:ctrlPr>
+                  <w:rPr>
+                    <w:rFonts w:ascii="Cambria Math" w:eastAsia="Times New Roman" w:hAnsi="Cambria Math" w:cs="Times New Roman"/>
+                    <w:color w:val="000000"/>
+                    <w:sz w:val="28"/>
+                    <w:szCs w:val="28"/>
+                    <w:lang w:eastAsia="ru-RU"/>
+                  </w:rPr>
+                </m:ctrlPr>
+              </m:sSubPr>
+              <m:e>
+                <m:r>
+                  <w:rPr>
+                    <w:rFonts w:ascii="Cambria Math" w:eastAsia="Times New Roman" w:hAnsi="Cambria Math" w:cs="Times New Roman"/>
+                    <w:color w:val="000000"/>
+                    <w:sz w:val="28"/>
+                    <w:szCs w:val="28"/>
+                    <w:lang w:eastAsia="ru-RU"/>
+                  </w:rPr>
+                  <m:t>F</m:t>
+                </m:r>
+              </m:e>
+              <m:sub>
+                <m:r>
+                  <w:rPr>
+                    <w:rFonts w:ascii="Cambria Math" w:eastAsia="Times New Roman" w:hAnsi="Cambria Math" w:cs="Times New Roman"/>
+                    <w:color w:val="000000"/>
+                    <w:sz w:val="28"/>
+                    <w:szCs w:val="28"/>
+                    <w:lang w:eastAsia="ru-RU"/>
+                  </w:rPr>
+                  <m:t>n</m:t>
+                </m:r>
+              </m:sub>
+            </m:sSub>
+            <m:d>
+              <m:dPr>
+                <m:ctrlPr>
+                  <w:rPr>
+                    <w:rFonts w:ascii="Cambria Math" w:eastAsia="Times New Roman" w:hAnsi="Cambria Math" w:cs="Times New Roman"/>
+                    <w:color w:val="000000"/>
+                    <w:sz w:val="28"/>
+                    <w:szCs w:val="28"/>
+                    <w:lang w:eastAsia="ru-RU"/>
+                  </w:rPr>
+                </m:ctrlPr>
+              </m:dPr>
+              <m:e>
+                <m:r>
+                  <w:rPr>
+                    <w:rFonts w:ascii="Cambria Math" w:eastAsia="Times New Roman" w:hAnsi="Cambria Math" w:cs="Times New Roman"/>
+                    <w:color w:val="000000"/>
+                    <w:sz w:val="28"/>
+                    <w:szCs w:val="28"/>
+                    <w:lang w:eastAsia="ru-RU"/>
+                  </w:rPr>
+                  <m:t>x</m:t>
+                </m:r>
+              </m:e>
+            </m:d>
+          </m:e>
+        </m:func>
+        <m:r>
+          <m:rPr>
+            <m:sty m:val="p"/>
+          </m:rPr>
+          <w:rPr>
+            <w:rFonts w:ascii="Cambria Math" w:eastAsia="Times New Roman" w:hAnsi="Cambria Math" w:cs="Times New Roman"/>
+            <w:color w:val="000000"/>
+            <w:sz w:val="28"/>
+            <w:szCs w:val="28"/>
+            <w:lang w:eastAsia="ru-RU"/>
+          </w:rPr>
+          <m:t xml:space="preserve">=0, </m:t>
+        </m:r>
+        <m:func>
+          <m:funcPr>
+            <m:ctrlPr>
+              <w:rPr>
+                <w:rFonts w:ascii="Cambria Math" w:eastAsia="Times New Roman" w:hAnsi="Cambria Math" w:cs="Times New Roman"/>
+                <w:color w:val="000000"/>
+                <w:sz w:val="28"/>
+                <w:szCs w:val="28"/>
+                <w:lang w:eastAsia="ru-RU"/>
+              </w:rPr>
+            </m:ctrlPr>
+          </m:funcPr>
+          <m:fName>
+            <m:limLow>
+              <m:limLowPr>
+                <m:ctrlPr>
+                  <w:rPr>
+                    <w:rFonts w:ascii="Cambria Math" w:eastAsia="Times New Roman" w:hAnsi="Cambria Math" w:cs="Times New Roman"/>
+                    <w:color w:val="000000"/>
+                    <w:sz w:val="28"/>
+                    <w:szCs w:val="28"/>
+                    <w:lang w:eastAsia="ru-RU"/>
+                  </w:rPr>
+                </m:ctrlPr>
+              </m:limLowPr>
+              <m:e>
+                <m:r>
+                  <m:rPr>
+                    <m:sty m:val="p"/>
+                  </m:rPr>
+                  <w:rPr>
+                    <w:rFonts w:ascii="Cambria Math" w:eastAsia="Times New Roman" w:hAnsi="Cambria Math" w:cs="Times New Roman"/>
+                    <w:color w:val="000000"/>
+                    <w:sz w:val="28"/>
+                    <w:szCs w:val="28"/>
+                    <w:lang w:eastAsia="ru-RU"/>
+                  </w:rPr>
+                  <m:t>lim</m:t>
+                </m:r>
+              </m:e>
+              <m:lim>
+                <m:r>
+                  <w:rPr>
+                    <w:rFonts w:ascii="Cambria Math" w:eastAsia="Times New Roman" w:hAnsi="Cambria Math" w:cs="Times New Roman"/>
+                    <w:color w:val="000000"/>
+                    <w:sz w:val="28"/>
+                    <w:szCs w:val="28"/>
+                    <w:lang w:eastAsia="ru-RU"/>
+                  </w:rPr>
+                  <m:t>x</m:t>
+                </m:r>
+                <m:r>
+                  <m:rPr>
+                    <m:sty m:val="p"/>
+                  </m:rPr>
+                  <w:rPr>
+                    <w:rFonts w:ascii="Cambria Math" w:eastAsia="Times New Roman" w:hAnsi="Cambria Math" w:cs="Times New Roman"/>
+                    <w:color w:val="000000"/>
+                    <w:sz w:val="28"/>
+                    <w:szCs w:val="28"/>
+                    <w:lang w:eastAsia="ru-RU"/>
+                  </w:rPr>
+                  <m:t>→+∞</m:t>
+                </m:r>
+              </m:lim>
+            </m:limLow>
+          </m:fName>
+          <m:e>
+            <m:sSub>
+              <m:sSubPr>
+                <m:ctrlPr>
+                  <w:rPr>
+                    <w:rFonts w:ascii="Cambria Math" w:eastAsia="Times New Roman" w:hAnsi="Cambria Math" w:cs="Times New Roman"/>
+                    <w:color w:val="000000"/>
+                    <w:sz w:val="28"/>
+                    <w:szCs w:val="28"/>
+                    <w:lang w:eastAsia="ru-RU"/>
+                  </w:rPr>
+                </m:ctrlPr>
+              </m:sSubPr>
+              <m:e>
+                <m:r>
+                  <w:rPr>
+                    <w:rFonts w:ascii="Cambria Math" w:eastAsia="Times New Roman" w:hAnsi="Cambria Math" w:cs="Times New Roman"/>
+                    <w:color w:val="000000"/>
+                    <w:sz w:val="28"/>
+                    <w:szCs w:val="28"/>
+                    <w:lang w:eastAsia="ru-RU"/>
+                  </w:rPr>
+                  <m:t>F</m:t>
+                </m:r>
+              </m:e>
+              <m:sub>
+                <m:r>
+                  <w:rPr>
+                    <w:rFonts w:ascii="Cambria Math" w:eastAsia="Times New Roman" w:hAnsi="Cambria Math" w:cs="Times New Roman"/>
+                    <w:color w:val="000000"/>
+                    <w:sz w:val="28"/>
+                    <w:szCs w:val="28"/>
+                    <w:lang w:eastAsia="ru-RU"/>
+                  </w:rPr>
+                  <m:t>n</m:t>
+                </m:r>
+              </m:sub>
+            </m:sSub>
+            <m:d>
+              <m:dPr>
+                <m:ctrlPr>
+                  <w:rPr>
+                    <w:rFonts w:ascii="Cambria Math" w:eastAsia="Times New Roman" w:hAnsi="Cambria Math" w:cs="Times New Roman"/>
+                    <w:color w:val="000000"/>
+                    <w:sz w:val="28"/>
+                    <w:szCs w:val="28"/>
+                    <w:lang w:eastAsia="ru-RU"/>
+                  </w:rPr>
+                </m:ctrlPr>
+              </m:dPr>
+              <m:e>
+                <m:r>
+                  <w:rPr>
+                    <w:rFonts w:ascii="Cambria Math" w:eastAsia="Times New Roman" w:hAnsi="Cambria Math" w:cs="Times New Roman"/>
+                    <w:color w:val="000000"/>
+                    <w:sz w:val="28"/>
+                    <w:szCs w:val="28"/>
+                    <w:lang w:eastAsia="ru-RU"/>
+                  </w:rPr>
+                  <m:t>x</m:t>
+                </m:r>
+              </m:e>
+            </m:d>
+          </m:e>
+        </m:func>
+        <m:r>
+          <m:rPr>
+            <m:sty m:val="p"/>
+          </m:rPr>
+          <w:rPr>
+            <w:rFonts w:ascii="Cambria Math" w:eastAsia="Times New Roman" w:hAnsi="Cambria Math" w:cs="Times New Roman"/>
+            <w:color w:val="000000"/>
+            <w:sz w:val="28"/>
+            <w:szCs w:val="28"/>
+            <w:lang w:eastAsia="ru-RU"/>
+          </w:rPr>
+          <m:t>=1</m:t>
+        </m:r>
+      </m:oMath>
+      <w:r>
+        <w:rPr>
+          <w:rFonts w:ascii="Times New Roman" w:eastAsia="Times New Roman" w:hAnsi="Times New Roman" w:cs="Times New Roman"/>
+          <w:color w:val="000000"/>
+          <w:sz w:val="28"/>
+          <w:szCs w:val="28"/>
+          <w:lang w:eastAsia="ru-RU"/>
+        </w:rPr>
+        <w:t>.</w:t>
+      </w:r>
     </w:p>
     <w:p>
       <w:pPr>
@@ -4285,6 +4679,14 @@
           <w:szCs w:val="28"/>
         </w:rPr>
         <w:t xml:space="preserve"> </w:t>
+      </w:r>
+      <w:r>
+        <w:rPr>
+          <w:color w:val="000000"/>
+          <w:sz w:val="28"/>
+          <w:szCs w:val="28"/>
+        </w:rPr>
+        <w:t xml:space="preserve">  </w:t>
       </w:r>
     </w:p>
     <w:p>
@@ -5076,7 +5478,7 @@
           <w:szCs w:val="40"/>
         </w:rPr>
       </w:pPr>
-      <w:bookmarkStart w:id="3" w:name="_Toc223099303"/>
+      <w:bookmarkStart w:id="2" w:name="_Toc223099303"/>
       <w:r>
         <w:rPr>
           <w:sz w:val="40"/>
@@ -5084,7 +5486,7 @@
         </w:rPr>
         <w:t>Реализация</w:t>
       </w:r>
-      <w:bookmarkEnd w:id="3"/>
+      <w:bookmarkEnd w:id="2"/>
     </w:p>
     <w:p>
       <w:pPr>
@@ -5709,6 +6111,91 @@
           <w:szCs w:val="28"/>
         </w:rPr>
         <w:t>run_lab4() — основная функция, которая генерирует выборки для всех пяти распределений и трёх объёмов (n = 20, 60, 100), затем последовательно вызывает функции построения графиков для каждого распределения.</w:t>
+      </w:r>
+    </w:p>
+    <w:p>
+      <w:pPr>
+        <w:pStyle w:val="a6"/>
+        <w:numPr>
+          <w:ilvl w:val="0"/>
+          <w:numId w:val="5"/>
+        </w:numPr>
+        <w:tabs>
+          <w:tab w:val="left" w:pos="916"/>
+          <w:tab w:val="left" w:pos="1832"/>
+          <w:tab w:val="left" w:pos="2748"/>
+          <w:tab w:val="left" w:pos="3664"/>
+          <w:tab w:val="left" w:pos="4580"/>
+          <w:tab w:val="left" w:pos="5496"/>
+          <w:tab w:val="left" w:pos="6412"/>
+          <w:tab w:val="left" w:pos="7328"/>
+          <w:tab w:val="left" w:pos="8244"/>
+          <w:tab w:val="left" w:pos="9160"/>
+          <w:tab w:val="left" w:pos="10076"/>
+          <w:tab w:val="left" w:pos="10992"/>
+          <w:tab w:val="left" w:pos="11908"/>
+          <w:tab w:val="left" w:pos="12824"/>
+          <w:tab w:val="left" w:pos="13740"/>
+          <w:tab w:val="left" w:pos="14656"/>
+        </w:tabs>
+        <w:wordWrap w:val="0"/>
+        <w:spacing w:after="0" w:line="330" w:lineRule="atLeast"/>
+        <w:rPr>
+          <w:rFonts w:ascii="Times New Roman" w:eastAsia="Times New Roman" w:hAnsi="Times New Roman" w:cs="Times New Roman"/>
+          <w:sz w:val="28"/>
+          <w:szCs w:val="28"/>
+          <w:lang w:eastAsia="ru-RU"/>
+        </w:rPr>
+      </w:pPr>
+      <w:bookmarkStart w:id="3" w:name="_Toc223099304"/>
+      <w:r>
+        <w:rPr>
+          <w:rFonts w:ascii="Times New Roman" w:eastAsia="Times New Roman" w:hAnsi="Times New Roman" w:cs="Times New Roman"/>
+          <w:sz w:val="28"/>
+          <w:szCs w:val="28"/>
+          <w:lang w:val="en-US" w:eastAsia="ru-RU"/>
+        </w:rPr>
+        <w:t>p</w:t>
+      </w:r>
+      <w:proofErr w:type="spellStart"/>
+      <w:r>
+        <w:rPr>
+          <w:rFonts w:ascii="Times New Roman" w:eastAsia="Times New Roman" w:hAnsi="Times New Roman" w:cs="Times New Roman"/>
+          <w:sz w:val="28"/>
+          <w:szCs w:val="28"/>
+          <w:lang w:eastAsia="ru-RU"/>
+        </w:rPr>
+        <w:t>lot_kde_with_h_</w:t>
+      </w:r>
+      <w:proofErr w:type="gramStart"/>
+      <w:r>
+        <w:rPr>
+          <w:rFonts w:ascii="Times New Roman" w:eastAsia="Times New Roman" w:hAnsi="Times New Roman" w:cs="Times New Roman"/>
+          <w:sz w:val="28"/>
+          <w:szCs w:val="28"/>
+          <w:lang w:eastAsia="ru-RU"/>
+        </w:rPr>
+        <w:t>demo</w:t>
+      </w:r>
+      <w:proofErr w:type="spellEnd"/>
+      <w:r>
+        <w:rPr>
+          <w:rFonts w:ascii="Times New Roman" w:eastAsia="Times New Roman" w:hAnsi="Times New Roman" w:cs="Times New Roman"/>
+          <w:sz w:val="28"/>
+          <w:szCs w:val="28"/>
+          <w:lang w:eastAsia="ru-RU"/>
+        </w:rPr>
+        <w:t>(</w:t>
+      </w:r>
+      <w:proofErr w:type="gramEnd"/>
+      <w:r>
+        <w:rPr>
+          <w:rFonts w:ascii="Times New Roman" w:eastAsia="Times New Roman" w:hAnsi="Times New Roman" w:cs="Times New Roman"/>
+          <w:sz w:val="28"/>
+          <w:szCs w:val="28"/>
+          <w:lang w:eastAsia="ru-RU"/>
+        </w:rPr>
+        <w:t>) — принимает на вход выборки равномерного распределения и распределения Коши (n=100), строит ядерные оценки плотности с разными значениями ширины окна h, демонстрируя влияние этого параметра на качество сглаживания.</w:t>
       </w:r>
     </w:p>
     <w:p>
@@ -5741,7 +6228,6 @@
           <w:szCs w:val="40"/>
         </w:rPr>
       </w:pPr>
-      <w:bookmarkStart w:id="4" w:name="_Toc223099304"/>
       <w:r>
         <w:rPr>
           <w:sz w:val="40"/>
@@ -5750,7 +6236,7 @@
         <w:lastRenderedPageBreak/>
         <w:t>Результаты</w:t>
       </w:r>
-      <w:bookmarkEnd w:id="4"/>
+      <w:bookmarkEnd w:id="3"/>
     </w:p>
     <w:p>
       <w:pPr>
@@ -5775,14 +6261,10 @@
         </w:tabs>
       </w:pPr>
       <w:r>
-        <w:rPr>
-          <w:noProof/>
-          <w:lang w:eastAsia="ru-RU"/>
-        </w:rPr>
         <w:drawing>
-          <wp:inline distT="0" distB="0" distL="0" distR="0" wp14:anchorId="350C30F8" wp14:editId="2FBF5A9C">
-            <wp:extent cx="5940425" cy="1750060"/>
-            <wp:effectExtent l="0" t="0" r="3175" b="2540"/>
+          <wp:inline distT="0" distB="0" distL="0" distR="0" wp14:anchorId="24007734" wp14:editId="1D049C60">
+            <wp:extent cx="5940425" cy="1684655"/>
+            <wp:effectExtent l="0" t="0" r="3175" b="0"/>
             <wp:docPr id="1" name="Рисунок 1"/>
             <wp:cNvGraphicFramePr>
               <a:graphicFrameLocks xmlns:a="http://schemas.openxmlformats.org/drawingml/2006/main" noChangeAspect="1"/>
@@ -5803,7 +6285,7 @@
                   <pic:spPr>
                     <a:xfrm>
                       <a:off x="0" y="0"/>
-                      <a:ext cx="5940425" cy="1750060"/>
+                      <a:ext cx="5940425" cy="1684655"/>
                     </a:xfrm>
                     <a:prstGeom prst="rect">
                       <a:avLst/>
@@ -5847,14 +6329,27 @@
       <w:r>
         <w:t xml:space="preserve">Рисунок </w:t>
       </w:r>
-      <w:fldSimple w:instr=" SEQ Рисунок \* ARABIC ">
-        <w:r>
-          <w:rPr>
-            <w:noProof/>
-          </w:rPr>
-          <w:t>1</w:t>
-        </w:r>
-      </w:fldSimple>
+      <w:r>
+        <w:fldChar w:fldCharType="begin"/>
+      </w:r>
+      <w:r>
+        <w:instrText xml:space="preserve"> SEQ Рисунок \* ARABIC </w:instrText>
+      </w:r>
+      <w:r>
+        <w:fldChar w:fldCharType="separate"/>
+      </w:r>
+      <w:r>
+        <w:rPr>
+          <w:noProof/>
+        </w:rPr>
+        <w:t>1</w:t>
+      </w:r>
+      <w:r>
+        <w:rPr>
+          <w:noProof/>
+        </w:rPr>
+        <w:fldChar w:fldCharType="end"/>
+      </w:r>
       <w:r>
         <w:t>: ЭФР для нормального распределения</w:t>
       </w:r>
@@ -5949,14 +6444,27 @@
       <w:r>
         <w:t xml:space="preserve">Рисунок </w:t>
       </w:r>
-      <w:fldSimple w:instr=" SEQ Рисунок \* ARABIC ">
-        <w:r>
-          <w:rPr>
-            <w:noProof/>
-          </w:rPr>
-          <w:t>2</w:t>
-        </w:r>
-      </w:fldSimple>
+      <w:r>
+        <w:fldChar w:fldCharType="begin"/>
+      </w:r>
+      <w:r>
+        <w:instrText xml:space="preserve"> SEQ Рисунок \* ARABIC </w:instrText>
+      </w:r>
+      <w:r>
+        <w:fldChar w:fldCharType="separate"/>
+      </w:r>
+      <w:r>
+        <w:rPr>
+          <w:noProof/>
+        </w:rPr>
+        <w:t>2</w:t>
+      </w:r>
+      <w:r>
+        <w:rPr>
+          <w:noProof/>
+        </w:rPr>
+        <w:fldChar w:fldCharType="end"/>
+      </w:r>
       <w:r>
         <w:t xml:space="preserve">: </w:t>
       </w:r>
@@ -5969,15 +6477,11 @@
     </w:p>
     <w:p>
       <w:r>
-        <w:rPr>
-          <w:noProof/>
-          <w:lang w:eastAsia="ru-RU"/>
-        </w:rPr>
         <w:drawing>
-          <wp:inline distT="0" distB="0" distL="0" distR="0" wp14:anchorId="01D8FA25" wp14:editId="210B3181">
-            <wp:extent cx="5940425" cy="1661160"/>
-            <wp:effectExtent l="0" t="0" r="3175" b="0"/>
-            <wp:docPr id="21" name="Рисунок 21"/>
+          <wp:inline distT="0" distB="0" distL="0" distR="0" wp14:anchorId="2BD3E42E" wp14:editId="5AB08F23">
+            <wp:extent cx="5940425" cy="1630045"/>
+            <wp:effectExtent l="0" t="0" r="3175" b="8255"/>
+            <wp:docPr id="6" name="Рисунок 6"/>
             <wp:cNvGraphicFramePr>
               <a:graphicFrameLocks xmlns:a="http://schemas.openxmlformats.org/drawingml/2006/main" noChangeAspect="1"/>
             </wp:cNvGraphicFramePr>
@@ -5997,7 +6501,7 @@
                   <pic:spPr>
                     <a:xfrm>
                       <a:off x="0" y="0"/>
-                      <a:ext cx="5940425" cy="1661160"/>
+                      <a:ext cx="5940425" cy="1630045"/>
                     </a:xfrm>
                     <a:prstGeom prst="rect">
                       <a:avLst/>
@@ -6041,14 +6545,27 @@
       <w:r>
         <w:t xml:space="preserve">Рисунок </w:t>
       </w:r>
-      <w:fldSimple w:instr=" SEQ Рисунок \* ARABIC ">
-        <w:r>
-          <w:rPr>
-            <w:noProof/>
-          </w:rPr>
-          <w:t>3</w:t>
-        </w:r>
-      </w:fldSimple>
+      <w:r>
+        <w:fldChar w:fldCharType="begin"/>
+      </w:r>
+      <w:r>
+        <w:instrText xml:space="preserve"> SEQ Рисунок \* ARABIC </w:instrText>
+      </w:r>
+      <w:r>
+        <w:fldChar w:fldCharType="separate"/>
+      </w:r>
+      <w:r>
+        <w:rPr>
+          <w:noProof/>
+        </w:rPr>
+        <w:t>3</w:t>
+      </w:r>
+      <w:r>
+        <w:rPr>
+          <w:noProof/>
+        </w:rPr>
+        <w:fldChar w:fldCharType="end"/>
+      </w:r>
       <w:r>
         <w:t xml:space="preserve">: </w:t>
       </w:r>
@@ -6151,14 +6668,27 @@
       <w:r>
         <w:t xml:space="preserve">Рисунок </w:t>
       </w:r>
-      <w:fldSimple w:instr=" SEQ Рисунок \* ARABIC ">
-        <w:r>
-          <w:rPr>
-            <w:noProof/>
-          </w:rPr>
-          <w:t>4</w:t>
-        </w:r>
-      </w:fldSimple>
+      <w:r>
+        <w:fldChar w:fldCharType="begin"/>
+      </w:r>
+      <w:r>
+        <w:instrText xml:space="preserve"> SEQ Рисунок \* ARABIC </w:instrText>
+      </w:r>
+      <w:r>
+        <w:fldChar w:fldCharType="separate"/>
+      </w:r>
+      <w:r>
+        <w:rPr>
+          <w:noProof/>
+        </w:rPr>
+        <w:t>4</w:t>
+      </w:r>
+      <w:r>
+        <w:rPr>
+          <w:noProof/>
+        </w:rPr>
+        <w:fldChar w:fldCharType="end"/>
+      </w:r>
       <w:r>
         <w:t xml:space="preserve">: </w:t>
       </w:r>
@@ -6192,16 +6722,12 @@
         </w:tabs>
       </w:pPr>
       <w:r>
-        <w:rPr>
-          <w:noProof/>
-          <w:lang w:eastAsia="ru-RU"/>
-        </w:rPr>
         <w:lastRenderedPageBreak/>
         <w:drawing>
-          <wp:inline distT="0" distB="0" distL="0" distR="0" wp14:anchorId="4D8F5773" wp14:editId="0A5237D0">
-            <wp:extent cx="5940425" cy="1682750"/>
+          <wp:inline distT="0" distB="0" distL="0" distR="0" wp14:anchorId="4C3D2490" wp14:editId="39733E70">
+            <wp:extent cx="5940425" cy="1666240"/>
             <wp:effectExtent l="0" t="0" r="3175" b="0"/>
-            <wp:docPr id="23" name="Рисунок 23"/>
+            <wp:docPr id="7" name="Рисунок 7"/>
             <wp:cNvGraphicFramePr>
               <a:graphicFrameLocks xmlns:a="http://schemas.openxmlformats.org/drawingml/2006/main" noChangeAspect="1"/>
             </wp:cNvGraphicFramePr>
@@ -6221,7 +6747,7 @@
                   <pic:spPr>
                     <a:xfrm>
                       <a:off x="0" y="0"/>
-                      <a:ext cx="5940425" cy="1682750"/>
+                      <a:ext cx="5940425" cy="1666240"/>
                     </a:xfrm>
                     <a:prstGeom prst="rect">
                       <a:avLst/>
@@ -6265,14 +6791,27 @@
       <w:r>
         <w:t xml:space="preserve">Рисунок </w:t>
       </w:r>
-      <w:fldSimple w:instr=" SEQ Рисунок \* ARABIC ">
-        <w:r>
-          <w:rPr>
-            <w:noProof/>
-          </w:rPr>
-          <w:t>5</w:t>
-        </w:r>
-      </w:fldSimple>
+      <w:r>
+        <w:fldChar w:fldCharType="begin"/>
+      </w:r>
+      <w:r>
+        <w:instrText xml:space="preserve"> SEQ Рисунок \* ARABIC </w:instrText>
+      </w:r>
+      <w:r>
+        <w:fldChar w:fldCharType="separate"/>
+      </w:r>
+      <w:r>
+        <w:rPr>
+          <w:noProof/>
+        </w:rPr>
+        <w:t>5</w:t>
+      </w:r>
+      <w:r>
+        <w:rPr>
+          <w:noProof/>
+        </w:rPr>
+        <w:fldChar w:fldCharType="end"/>
+      </w:r>
       <w:r>
         <w:t xml:space="preserve">: </w:t>
       </w:r>
@@ -6375,14 +6914,27 @@
       <w:r>
         <w:t xml:space="preserve">Рисунок </w:t>
       </w:r>
-      <w:fldSimple w:instr=" SEQ Рисунок \* ARABIC ">
-        <w:r>
-          <w:rPr>
-            <w:noProof/>
-          </w:rPr>
-          <w:t>6</w:t>
-        </w:r>
-      </w:fldSimple>
+      <w:r>
+        <w:fldChar w:fldCharType="begin"/>
+      </w:r>
+      <w:r>
+        <w:instrText xml:space="preserve"> SEQ Рисунок \* ARABIC </w:instrText>
+      </w:r>
+      <w:r>
+        <w:fldChar w:fldCharType="separate"/>
+      </w:r>
+      <w:r>
+        <w:rPr>
+          <w:noProof/>
+        </w:rPr>
+        <w:t>6</w:t>
+      </w:r>
+      <w:r>
+        <w:rPr>
+          <w:noProof/>
+        </w:rPr>
+        <w:fldChar w:fldCharType="end"/>
+      </w:r>
       <w:r>
         <w:t xml:space="preserve">: </w:t>
       </w:r>
@@ -6416,15 +6968,11 @@
         </w:tabs>
       </w:pPr>
       <w:r>
-        <w:rPr>
-          <w:noProof/>
-          <w:lang w:eastAsia="ru-RU"/>
-        </w:rPr>
         <w:drawing>
-          <wp:inline distT="0" distB="0" distL="0" distR="0" wp14:anchorId="73761103" wp14:editId="4F5ED081">
-            <wp:extent cx="5940425" cy="1725295"/>
-            <wp:effectExtent l="0" t="0" r="3175" b="8255"/>
-            <wp:docPr id="27" name="Рисунок 27"/>
+          <wp:inline distT="0" distB="0" distL="0" distR="0" wp14:anchorId="1D020B2E" wp14:editId="770EAAB5">
+            <wp:extent cx="5940425" cy="1658620"/>
+            <wp:effectExtent l="0" t="0" r="3175" b="0"/>
+            <wp:docPr id="8" name="Рисунок 8"/>
             <wp:cNvGraphicFramePr>
               <a:graphicFrameLocks xmlns:a="http://schemas.openxmlformats.org/drawingml/2006/main" noChangeAspect="1"/>
             </wp:cNvGraphicFramePr>
@@ -6444,7 +6992,7 @@
                   <pic:spPr>
                     <a:xfrm>
                       <a:off x="0" y="0"/>
-                      <a:ext cx="5940425" cy="1725295"/>
+                      <a:ext cx="5940425" cy="1658620"/>
                     </a:xfrm>
                     <a:prstGeom prst="rect">
                       <a:avLst/>
@@ -6483,14 +7031,27 @@
       <w:r>
         <w:t xml:space="preserve">Рисунок </w:t>
       </w:r>
-      <w:fldSimple w:instr=" SEQ Рисунок \* ARABIC ">
-        <w:r>
-          <w:rPr>
-            <w:noProof/>
-          </w:rPr>
-          <w:t>7</w:t>
-        </w:r>
-      </w:fldSimple>
+      <w:r>
+        <w:fldChar w:fldCharType="begin"/>
+      </w:r>
+      <w:r>
+        <w:instrText xml:space="preserve"> SEQ Рисунок \* ARABIC </w:instrText>
+      </w:r>
+      <w:r>
+        <w:fldChar w:fldCharType="separate"/>
+      </w:r>
+      <w:r>
+        <w:rPr>
+          <w:noProof/>
+        </w:rPr>
+        <w:t>7</w:t>
+      </w:r>
+      <w:r>
+        <w:rPr>
+          <w:noProof/>
+        </w:rPr>
+        <w:fldChar w:fldCharType="end"/>
+      </w:r>
       <w:r>
         <w:t xml:space="preserve">: </w:t>
       </w:r>
@@ -6601,16 +7162,12 @@
         </w:tabs>
       </w:pPr>
       <w:r>
-        <w:rPr>
-          <w:noProof/>
-          <w:lang w:eastAsia="ru-RU"/>
-        </w:rPr>
         <w:lastRenderedPageBreak/>
         <w:drawing>
-          <wp:inline distT="0" distB="0" distL="0" distR="0" wp14:anchorId="4421E539" wp14:editId="3A0CCC38">
-            <wp:extent cx="5940425" cy="1790700"/>
+          <wp:inline distT="0" distB="0" distL="0" distR="0" wp14:anchorId="7026F255" wp14:editId="518367CD">
+            <wp:extent cx="5940425" cy="1582420"/>
             <wp:effectExtent l="0" t="0" r="3175" b="0"/>
-            <wp:docPr id="25" name="Рисунок 25"/>
+            <wp:docPr id="9" name="Рисунок 9"/>
             <wp:cNvGraphicFramePr>
               <a:graphicFrameLocks xmlns:a="http://schemas.openxmlformats.org/drawingml/2006/main" noChangeAspect="1"/>
             </wp:cNvGraphicFramePr>
@@ -6630,7 +7187,7 @@
                   <pic:spPr>
                     <a:xfrm>
                       <a:off x="0" y="0"/>
-                      <a:ext cx="5940425" cy="1790700"/>
+                      <a:ext cx="5940425" cy="1582420"/>
                     </a:xfrm>
                     <a:prstGeom prst="rect">
                       <a:avLst/>
@@ -6669,14 +7226,27 @@
       <w:r>
         <w:t xml:space="preserve">Рисунок </w:t>
       </w:r>
-      <w:fldSimple w:instr=" SEQ Рисунок \* ARABIC ">
-        <w:r>
-          <w:rPr>
-            <w:noProof/>
-          </w:rPr>
-          <w:t>8</w:t>
-        </w:r>
-      </w:fldSimple>
+      <w:r>
+        <w:fldChar w:fldCharType="begin"/>
+      </w:r>
+      <w:r>
+        <w:instrText xml:space="preserve"> SEQ Рисунок \* ARABIC </w:instrText>
+      </w:r>
+      <w:r>
+        <w:fldChar w:fldCharType="separate"/>
+      </w:r>
+      <w:r>
+        <w:rPr>
+          <w:noProof/>
+        </w:rPr>
+        <w:t>8</w:t>
+      </w:r>
+      <w:r>
+        <w:rPr>
+          <w:noProof/>
+        </w:rPr>
+        <w:fldChar w:fldCharType="end"/>
+      </w:r>
       <w:r>
         <w:t xml:space="preserve">:  </w:t>
       </w:r>
@@ -6775,6 +7345,183 @@
       </w:r>
     </w:p>
     <w:p>
+      <w:r>
+        <w:rPr>
+          <w:noProof/>
+          <w:lang w:eastAsia="ru-RU"/>
+        </w:rPr>
+        <w:drawing>
+          <wp:inline distT="0" distB="0" distL="0" distR="0">
+            <wp:extent cx="5929630" cy="2355215"/>
+            <wp:effectExtent l="0" t="0" r="0" b="6985"/>
+            <wp:docPr id="2" name="Рисунок 2" descr="C:\Users\Ксюша\Downloads\загруженное (8).png"/>
+            <wp:cNvGraphicFramePr>
+              <a:graphicFrameLocks xmlns:a="http://schemas.openxmlformats.org/drawingml/2006/main" noChangeAspect="1"/>
+            </wp:cNvGraphicFramePr>
+            <a:graphic xmlns:a="http://schemas.openxmlformats.org/drawingml/2006/main">
+              <a:graphicData uri="http://schemas.openxmlformats.org/drawingml/2006/picture">
+                <pic:pic xmlns:pic="http://schemas.openxmlformats.org/drawingml/2006/picture">
+                  <pic:nvPicPr>
+                    <pic:cNvPr id="0" name="Picture 1" descr="C:\Users\Ксюша\Downloads\загруженное (8).png"/>
+                    <pic:cNvPicPr>
+                      <a:picLocks noChangeAspect="1" noChangeArrowheads="1"/>
+                    </pic:cNvPicPr>
+                  </pic:nvPicPr>
+                  <pic:blipFill>
+                    <a:blip r:embed="rId21" cstate="print">
+                      <a:extLst>
+                        <a:ext uri="{28A0092B-C50C-407E-A947-70E740481C1C}">
+                          <a14:useLocalDpi xmlns:a14="http://schemas.microsoft.com/office/drawing/2010/main" val="0"/>
+                        </a:ext>
+                      </a:extLst>
+                    </a:blip>
+                    <a:srcRect/>
+                    <a:stretch>
+                      <a:fillRect/>
+                    </a:stretch>
+                  </pic:blipFill>
+                  <pic:spPr bwMode="auto">
+                    <a:xfrm>
+                      <a:off x="0" y="0"/>
+                      <a:ext cx="5929630" cy="2355215"/>
+                    </a:xfrm>
+                    <a:prstGeom prst="rect">
+                      <a:avLst/>
+                    </a:prstGeom>
+                    <a:noFill/>
+                    <a:ln>
+                      <a:noFill/>
+                    </a:ln>
+                  </pic:spPr>
+                </pic:pic>
+              </a:graphicData>
+            </a:graphic>
+          </wp:inline>
+        </w:drawing>
+      </w:r>
+    </w:p>
+    <w:p>
+      <w:pPr>
+        <w:jc w:val="center"/>
+        <w:rPr>
+          <w:bCs/>
+          <w:i/>
+          <w:iCs/>
+          <w:color w:val="44546A" w:themeColor="text2"/>
+          <w:sz w:val="18"/>
+          <w:szCs w:val="18"/>
+        </w:rPr>
+      </w:pPr>
+      <w:r>
+        <w:rPr>
+          <w:bCs/>
+          <w:i/>
+          <w:iCs/>
+          <w:color w:val="44546A" w:themeColor="text2"/>
+          <w:sz w:val="18"/>
+          <w:szCs w:val="18"/>
+        </w:rPr>
+        <w:t>Рисунок 11 – Влияние ширины окна h на ядерную оценку плотности для равномерного распределения (n = 100)</w:t>
+      </w:r>
+    </w:p>
+    <w:p>
+      <w:pPr>
+        <w:jc w:val="center"/>
+        <w:rPr>
+          <w:bCs/>
+          <w:i/>
+          <w:iCs/>
+          <w:color w:val="44546A" w:themeColor="text2"/>
+          <w:sz w:val="18"/>
+          <w:szCs w:val="18"/>
+        </w:rPr>
+      </w:pPr>
+      <w:r>
+        <w:rPr>
+          <w:bCs/>
+          <w:i/>
+          <w:iCs/>
+          <w:noProof/>
+          <w:color w:val="44546A" w:themeColor="text2"/>
+          <w:sz w:val="18"/>
+          <w:szCs w:val="18"/>
+          <w:lang w:eastAsia="ru-RU"/>
+        </w:rPr>
+        <w:drawing>
+          <wp:inline distT="0" distB="0" distL="0" distR="0">
+            <wp:extent cx="5929630" cy="2355215"/>
+            <wp:effectExtent l="0" t="0" r="0" b="6985"/>
+            <wp:docPr id="4" name="Рисунок 4" descr="C:\Users\Ксюша\Downloads\загруженное (10).png"/>
+            <wp:cNvGraphicFramePr>
+              <a:graphicFrameLocks xmlns:a="http://schemas.openxmlformats.org/drawingml/2006/main" noChangeAspect="1"/>
+            </wp:cNvGraphicFramePr>
+            <a:graphic xmlns:a="http://schemas.openxmlformats.org/drawingml/2006/main">
+              <a:graphicData uri="http://schemas.openxmlformats.org/drawingml/2006/picture">
+                <pic:pic xmlns:pic="http://schemas.openxmlformats.org/drawingml/2006/picture">
+                  <pic:nvPicPr>
+                    <pic:cNvPr id="0" name="Picture 3" descr="C:\Users\Ксюша\Downloads\загруженное (10).png"/>
+                    <pic:cNvPicPr>
+                      <a:picLocks noChangeAspect="1" noChangeArrowheads="1"/>
+                    </pic:cNvPicPr>
+                  </pic:nvPicPr>
+                  <pic:blipFill>
+                    <a:blip r:embed="rId22" cstate="print">
+                      <a:extLst>
+                        <a:ext uri="{28A0092B-C50C-407E-A947-70E740481C1C}">
+                          <a14:useLocalDpi xmlns:a14="http://schemas.microsoft.com/office/drawing/2010/main" val="0"/>
+                        </a:ext>
+                      </a:extLst>
+                    </a:blip>
+                    <a:srcRect/>
+                    <a:stretch>
+                      <a:fillRect/>
+                    </a:stretch>
+                  </pic:blipFill>
+                  <pic:spPr bwMode="auto">
+                    <a:xfrm>
+                      <a:off x="0" y="0"/>
+                      <a:ext cx="5929630" cy="2355215"/>
+                    </a:xfrm>
+                    <a:prstGeom prst="rect">
+                      <a:avLst/>
+                    </a:prstGeom>
+                    <a:noFill/>
+                    <a:ln>
+                      <a:noFill/>
+                    </a:ln>
+                  </pic:spPr>
+                </pic:pic>
+              </a:graphicData>
+            </a:graphic>
+          </wp:inline>
+        </w:drawing>
+      </w:r>
+    </w:p>
+    <w:p>
+      <w:pPr>
+        <w:jc w:val="center"/>
+        <w:rPr>
+          <w:i/>
+          <w:iCs/>
+          <w:color w:val="44546A" w:themeColor="text2"/>
+          <w:sz w:val="18"/>
+          <w:szCs w:val="18"/>
+        </w:rPr>
+      </w:pPr>
+      <w:r>
+        <w:rPr>
+          <w:bCs/>
+          <w:i/>
+          <w:iCs/>
+          <w:color w:val="44546A" w:themeColor="text2"/>
+          <w:sz w:val="18"/>
+          <w:szCs w:val="18"/>
+        </w:rPr>
+        <w:lastRenderedPageBreak/>
+        <w:t>Рисунок 12 – Влияние ширины окна h на ядерную оценку плотности для распределения Коши (n = 100)</w:t>
+      </w:r>
+    </w:p>
+    <w:p>
       <w:pPr>
         <w:pStyle w:val="1"/>
         <w:numPr>
@@ -6804,7 +7551,7 @@
           <w:szCs w:val="40"/>
         </w:rPr>
       </w:pPr>
-      <w:bookmarkStart w:id="5" w:name="_Toc223099305"/>
+      <w:bookmarkStart w:id="4" w:name="_Toc223099305"/>
       <w:r>
         <w:rPr>
           <w:sz w:val="40"/>
@@ -6812,7 +7559,7 @@
         </w:rPr>
         <w:t>Обсуждение</w:t>
       </w:r>
-      <w:bookmarkEnd w:id="5"/>
+      <w:bookmarkEnd w:id="4"/>
     </w:p>
     <w:p>
       <w:pPr>
@@ -7052,16 +7799,7 @@
           <w:sz w:val="28"/>
           <w:szCs w:val="28"/>
         </w:rPr>
-        <w:t>Анализ ядерной оценки плотности</w:t>
-      </w:r>
-      <w:r>
-        <w:rPr>
-          <w:rFonts w:ascii="Times New Roman" w:eastAsiaTheme="minorEastAsia" w:hAnsi="Times New Roman" w:cs="Times New Roman"/>
-          <w:color w:val="000000"/>
-          <w:sz w:val="28"/>
-          <w:szCs w:val="28"/>
-        </w:rPr>
-        <w:t>:</w:t>
+        <w:t>Дополнительно на графиках была построена кумулятивная гистограмма (накопленные частоты). При малых n она может отличаться от ЭФР из-за способа группировки данных в интервалы, но с ростом n обе ступенчатые функции сближаются между собой и с теоретической кривой. Для дискретного распределения Пуассона кумулятивная гистограмма строится по целочисленным интервалам и также демонстрирует сходимость к теоретической функции распределения.</w:t>
       </w:r>
     </w:p>
     <w:p>
@@ -7098,7 +7836,7 @@
           <w:sz w:val="28"/>
           <w:szCs w:val="28"/>
         </w:rPr>
-        <w:t xml:space="preserve">Ядерная оценка даёт сглаженное приближение плотности распределения. Для нормального распределения она хорошо совпадает с теоретической и улучшается при увеличении выборки. Для равномерного распределения </w:t>
+        <w:t>Анализ ядерной оценки плотности</w:t>
       </w:r>
       <w:r>
         <w:rPr>
@@ -7107,9 +7845,120 @@
           <w:sz w:val="28"/>
           <w:szCs w:val="28"/>
         </w:rPr>
+        <w:t>:</w:t>
+      </w:r>
+    </w:p>
+    <w:p>
+      <w:pPr>
+        <w:tabs>
+          <w:tab w:val="left" w:pos="916"/>
+          <w:tab w:val="left" w:pos="1832"/>
+          <w:tab w:val="left" w:pos="2748"/>
+          <w:tab w:val="left" w:pos="3664"/>
+          <w:tab w:val="left" w:pos="4580"/>
+          <w:tab w:val="left" w:pos="5496"/>
+          <w:tab w:val="left" w:pos="6412"/>
+          <w:tab w:val="left" w:pos="7328"/>
+          <w:tab w:val="left" w:pos="8244"/>
+          <w:tab w:val="left" w:pos="9160"/>
+          <w:tab w:val="left" w:pos="10076"/>
+          <w:tab w:val="left" w:pos="10992"/>
+          <w:tab w:val="left" w:pos="11908"/>
+          <w:tab w:val="left" w:pos="12824"/>
+          <w:tab w:val="left" w:pos="13740"/>
+          <w:tab w:val="left" w:pos="14656"/>
+        </w:tabs>
+        <w:rPr>
+          <w:rFonts w:ascii="Times New Roman" w:eastAsiaTheme="minorEastAsia" w:hAnsi="Times New Roman" w:cs="Times New Roman"/>
+          <w:color w:val="000000"/>
+          <w:sz w:val="28"/>
+          <w:szCs w:val="28"/>
+        </w:rPr>
+      </w:pPr>
+      <w:r>
+        <w:rPr>
+          <w:rFonts w:ascii="Times New Roman" w:eastAsiaTheme="minorEastAsia" w:hAnsi="Times New Roman" w:cs="Times New Roman"/>
+          <w:color w:val="000000"/>
+          <w:sz w:val="28"/>
+          <w:szCs w:val="28"/>
+        </w:rPr>
+        <w:t>Ядерная оценка даёт сглаженное приближение плотности распределения. Для нормального распределения она хорошо совпадает с теоретической и улучшается при увеличении выборки. Для равномерного распределения границы сглаживаются, поэтому форма отличается от теоретической. Для распределения Коши возможны искажения из-за выбросов. Для Пуассона ядерная оценка даёт гладкую кривую, тогда как теоретическая плотность дискретна (отдельные точки); при n = 100 ядерная оценка хорошо повторяет форму распр</w:t>
+      </w:r>
+      <w:r>
+        <w:rPr>
+          <w:rFonts w:ascii="Times New Roman" w:eastAsiaTheme="minorEastAsia" w:hAnsi="Times New Roman" w:cs="Times New Roman"/>
+          <w:color w:val="000000"/>
+          <w:sz w:val="28"/>
+          <w:szCs w:val="28"/>
+        </w:rPr>
+        <w:t>еделения</w:t>
+      </w:r>
+      <w:r>
+        <w:rPr>
+          <w:rFonts w:ascii="Times New Roman" w:eastAsiaTheme="minorEastAsia" w:hAnsi="Times New Roman" w:cs="Times New Roman"/>
+          <w:color w:val="000000"/>
+          <w:sz w:val="28"/>
+          <w:szCs w:val="28"/>
+        </w:rPr>
+        <w:t>. В целом ядерная оценка позволяет оценить форму распределения, однако не всегда позволяет точно определить его тип</w:t>
+      </w:r>
+      <w:r>
+        <w:rPr>
+          <w:rFonts w:ascii="Times New Roman" w:eastAsiaTheme="minorEastAsia" w:hAnsi="Times New Roman" w:cs="Times New Roman"/>
+          <w:color w:val="000000"/>
+          <w:sz w:val="28"/>
+          <w:szCs w:val="28"/>
+        </w:rPr>
+        <w:t>.</w:t>
+      </w:r>
+    </w:p>
+    <w:p>
+      <w:pPr>
+        <w:tabs>
+          <w:tab w:val="left" w:pos="916"/>
+          <w:tab w:val="left" w:pos="1832"/>
+          <w:tab w:val="left" w:pos="2748"/>
+          <w:tab w:val="left" w:pos="3664"/>
+          <w:tab w:val="left" w:pos="4580"/>
+          <w:tab w:val="left" w:pos="5496"/>
+          <w:tab w:val="left" w:pos="6412"/>
+          <w:tab w:val="left" w:pos="7328"/>
+          <w:tab w:val="left" w:pos="8244"/>
+          <w:tab w:val="left" w:pos="9160"/>
+          <w:tab w:val="left" w:pos="10076"/>
+          <w:tab w:val="left" w:pos="10992"/>
+          <w:tab w:val="left" w:pos="11908"/>
+          <w:tab w:val="left" w:pos="12824"/>
+          <w:tab w:val="left" w:pos="13740"/>
+          <w:tab w:val="left" w:pos="14656"/>
+        </w:tabs>
+        <w:rPr>
+          <w:rFonts w:ascii="Times New Roman" w:eastAsiaTheme="minorEastAsia" w:hAnsi="Times New Roman" w:cs="Times New Roman"/>
+          <w:color w:val="000000"/>
+          <w:sz w:val="28"/>
+          <w:szCs w:val="28"/>
+        </w:rPr>
+      </w:pPr>
+      <w:r>
+        <w:rPr>
+          <w:rFonts w:ascii="Times New Roman" w:eastAsiaTheme="minorEastAsia" w:hAnsi="Times New Roman" w:cs="Times New Roman"/>
+          <w:color w:val="000000"/>
+          <w:sz w:val="28"/>
+          <w:szCs w:val="28"/>
+        </w:rPr>
+        <w:t xml:space="preserve">Для демонстрации влияния параметра сглаживания h были построены ядерные оценки плотности для равномерного распределения и распределения Коши при n = 100 с различными значениями h (рисунки 11-12). Для равномерного распределения оптимальным оказалось h = 0.3: при этом </w:t>
+      </w:r>
+      <w:r>
+        <w:rPr>
+          <w:rFonts w:ascii="Times New Roman" w:eastAsiaTheme="minorEastAsia" w:hAnsi="Times New Roman" w:cs="Times New Roman"/>
+          <w:color w:val="000000"/>
+          <w:sz w:val="28"/>
+          <w:szCs w:val="28"/>
+        </w:rPr>
         <w:lastRenderedPageBreak/>
-        <w:t>границы сглаживаются, поэтому форма отличается от теоретической. Для распределения Коши возможны искажения из-за выбросов. Для Пуассона ядерная оценка даёт гладкую кривую, тогда как теоретическая плотность дискретна (отдельные точки); при n = 100 ядерная оценка хорошо повторяет форму распр</w:t>
-      </w:r>
+        <w:t xml:space="preserve">значении границы распределения не сглажены, но кривая остаётся достаточно гладкой. Для распределения Коши оптимальное значение составило h = 0.4, что позволяет учесть тяжёлые хвосты и избежать излишней зашумлённости. Правило </w:t>
+      </w:r>
+      <w:proofErr w:type="spellStart"/>
       <w:r>
         <w:rPr>
           <w:rFonts w:ascii="Times New Roman" w:eastAsiaTheme="minorEastAsia" w:hAnsi="Times New Roman" w:cs="Times New Roman"/>
@@ -7117,8 +7966,9 @@
           <w:sz w:val="28"/>
           <w:szCs w:val="28"/>
         </w:rPr>
-        <w:t>еделения</w:t>
-      </w:r>
+        <w:t>Сильвермана</w:t>
+      </w:r>
+      <w:proofErr w:type="spellEnd"/>
       <w:r>
         <w:rPr>
           <w:rFonts w:ascii="Times New Roman" w:eastAsiaTheme="minorEastAsia" w:hAnsi="Times New Roman" w:cs="Times New Roman"/>
@@ -7126,7 +7976,25 @@
           <w:sz w:val="28"/>
           <w:szCs w:val="28"/>
         </w:rPr>
-        <w:t>. В целом ядерная оценка позволяет оценить форму распределения, однако не всегда позволяет точно определить его тип</w:t>
+        <w:t>, хорошо работающее для нормального распределения</w:t>
+      </w:r>
+      <w:r>
+        <w:rPr>
+          <w:rFonts w:ascii="Times New Roman" w:eastAsiaTheme="minorEastAsia" w:hAnsi="Times New Roman" w:cs="Times New Roman"/>
+          <w:color w:val="000000"/>
+          <w:sz w:val="28"/>
+          <w:szCs w:val="28"/>
+        </w:rPr>
+        <w:t>, Лапласа и Пуассона</w:t>
+      </w:r>
+      <w:r>
+        <w:rPr>
+          <w:rFonts w:ascii="Times New Roman" w:eastAsiaTheme="minorEastAsia" w:hAnsi="Times New Roman" w:cs="Times New Roman"/>
+          <w:color w:val="000000"/>
+          <w:sz w:val="28"/>
+          <w:szCs w:val="28"/>
+        </w:rPr>
+        <w:t>, для равномерного и Коши может давать неоптимальные результаты, поэтому в таких случаях требуется ручной подбор параметра</w:t>
       </w:r>
       <w:r>
         <w:rPr>
@@ -7168,7 +8036,7 @@
           <w:szCs w:val="40"/>
         </w:rPr>
       </w:pPr>
-      <w:bookmarkStart w:id="6" w:name="_Toc223099306"/>
+      <w:bookmarkStart w:id="5" w:name="_Toc223099306"/>
       <w:r>
         <w:rPr>
           <w:sz w:val="40"/>
@@ -7176,7 +8044,7 @@
         </w:rPr>
         <w:t>Выводы</w:t>
       </w:r>
-      <w:bookmarkEnd w:id="6"/>
+      <w:bookmarkEnd w:id="5"/>
     </w:p>
     <w:p>
       <w:pPr>
@@ -7238,7 +8106,27 @@
           <w:sz w:val="28"/>
           <w:szCs w:val="28"/>
         </w:rPr>
-        <w:t>Ядерная оценка плотности позволяет получить сглаженное приближение плотности распределения и в большинстве случаев хорошо согласуется с теоретической функцией.</w:t>
+        <w:t>Сравнение</w:t>
+      </w:r>
+      <w:r>
+        <w:rPr>
+          <w:rFonts w:ascii="Times New Roman" w:eastAsiaTheme="minorEastAsia" w:hAnsi="Times New Roman" w:cs="Times New Roman"/>
+          <w:color w:val="000000"/>
+          <w:sz w:val="28"/>
+          <w:szCs w:val="28"/>
+        </w:rPr>
+        <w:t xml:space="preserve"> ЭФР и кумулятивной гистограммы:</w:t>
+      </w:r>
+      <w:bookmarkStart w:id="6" w:name="_GoBack"/>
+      <w:bookmarkEnd w:id="6"/>
+      <w:r>
+        <w:rPr>
+          <w:rFonts w:ascii="Times New Roman" w:eastAsiaTheme="minorEastAsia" w:hAnsi="Times New Roman" w:cs="Times New Roman"/>
+          <w:color w:val="000000"/>
+          <w:sz w:val="28"/>
+          <w:szCs w:val="28"/>
+        </w:rPr>
+        <w:t> Оба метода дают ступенчатые оценки функции распределения. При малых n кумулятивная гистограмма может отличаться от ЭФР из-за группировки данных, но с ростом выборки различия исчезают. Для дискретного распределения Пуассона обе оценки также сходятся к теории.</w:t>
       </w:r>
     </w:p>
     <w:p>
@@ -7259,7 +8147,7 @@
           <w:sz w:val="28"/>
           <w:szCs w:val="28"/>
         </w:rPr>
-        <w:t>Для распределений с тяжёлыми хвостами, таких как распределение Коши, требуется больший объём выборки для получения устойчивых статистических оценок.</w:t>
+        <w:t>Ядерная оценка плотности позволяет получить сглаженное приближение плотности распределения и в большинстве случаев хорошо согласуется с теоретической функцией.</w:t>
       </w:r>
     </w:p>
     <w:p>
@@ -7280,7 +8168,78 @@
           <w:sz w:val="28"/>
           <w:szCs w:val="28"/>
         </w:rPr>
+        <w:t>Для распределений с тяжёлыми хвостами, таких как распределение Коши, требуется больший объём выборки для получения устойчивых статистических оценок.</w:t>
+      </w:r>
+    </w:p>
+    <w:p>
+      <w:pPr>
+        <w:shd w:val="clear" w:color="auto" w:fill="FFFFFF"/>
+        <w:spacing w:after="0" w:line="240" w:lineRule="auto"/>
+        <w:rPr>
+          <w:rFonts w:ascii="Times New Roman" w:eastAsiaTheme="minorEastAsia" w:hAnsi="Times New Roman" w:cs="Times New Roman"/>
+          <w:color w:val="000000"/>
+          <w:sz w:val="28"/>
+          <w:szCs w:val="28"/>
+        </w:rPr>
+      </w:pPr>
+      <w:r>
+        <w:rPr>
+          <w:rFonts w:ascii="Times New Roman" w:eastAsiaTheme="minorEastAsia" w:hAnsi="Times New Roman" w:cs="Times New Roman"/>
+          <w:color w:val="000000"/>
+          <w:sz w:val="28"/>
+          <w:szCs w:val="28"/>
+        </w:rPr>
         <w:t>При малых объёмах выборки оценки распределения могут существенно отклоняться от теоретических значений и сильнее зависят от случайных колебаний выборки.</w:t>
+      </w:r>
+    </w:p>
+    <w:p>
+      <w:pPr>
+        <w:shd w:val="clear" w:color="auto" w:fill="FFFFFF"/>
+        <w:spacing w:after="0" w:line="240" w:lineRule="auto"/>
+        <w:rPr>
+          <w:rFonts w:ascii="Times New Roman" w:eastAsiaTheme="minorEastAsia" w:hAnsi="Times New Roman" w:cs="Times New Roman"/>
+          <w:color w:val="000000"/>
+          <w:sz w:val="28"/>
+          <w:szCs w:val="28"/>
+        </w:rPr>
+      </w:pPr>
+      <w:r>
+        <w:rPr>
+          <w:rFonts w:ascii="Times New Roman" w:eastAsiaTheme="minorEastAsia" w:hAnsi="Times New Roman" w:cs="Times New Roman"/>
+          <w:color w:val="000000"/>
+          <w:sz w:val="28"/>
+          <w:szCs w:val="28"/>
+        </w:rPr>
+        <w:t xml:space="preserve">Параметр сглаживания h существенно влияет на качество ядерной оценки плотности. Для равномерного распределения оптимальным является h = 0.3, для распределения Коши — h = 0.4. Правило </w:t>
+      </w:r>
+      <w:proofErr w:type="spellStart"/>
+      <w:r>
+        <w:rPr>
+          <w:rFonts w:ascii="Times New Roman" w:eastAsiaTheme="minorEastAsia" w:hAnsi="Times New Roman" w:cs="Times New Roman"/>
+          <w:color w:val="000000"/>
+          <w:sz w:val="28"/>
+          <w:szCs w:val="28"/>
+        </w:rPr>
+        <w:t>Сильвермана</w:t>
+      </w:r>
+      <w:proofErr w:type="spellEnd"/>
+      <w:r>
+        <w:rPr>
+          <w:rFonts w:ascii="Times New Roman" w:eastAsiaTheme="minorEastAsia" w:hAnsi="Times New Roman" w:cs="Times New Roman"/>
+          <w:color w:val="000000"/>
+          <w:sz w:val="28"/>
+          <w:szCs w:val="28"/>
+        </w:rPr>
+        <w:t>, дающее хорошие результаты для нормального распределения, для равномерного и Коши требует корректировки, что подтверждает необходимость анализа данных перед выбором метода оценки</w:t>
+      </w:r>
+      <w:r>
+        <w:rPr>
+          <w:rFonts w:ascii="Times New Roman" w:eastAsiaTheme="minorEastAsia" w:hAnsi="Times New Roman" w:cs="Times New Roman"/>
+          <w:color w:val="000000"/>
+          <w:sz w:val="28"/>
+          <w:szCs w:val="28"/>
+        </w:rPr>
+        <w:t>.</w:t>
       </w:r>
     </w:p>
     <w:p>
@@ -7737,6 +8696,119 @@
     </w:lvl>
   </w:abstractNum>
   <w:abstractNum w:abstractNumId="3" w15:restartNumberingAfterBreak="0">
+    <w:nsid w:val="229B3FF5"/>
+    <w:multiLevelType w:val="multilevel"/>
+    <w:tmpl w:val="BEEAB2D4"/>
+    <w:lvl w:ilvl="0">
+      <w:start w:val="1"/>
+      <w:numFmt w:val="decimal"/>
+      <w:lvlText w:val="%1."/>
+      <w:lvlJc w:val="left"/>
+      <w:pPr>
+        <w:tabs>
+          <w:tab w:val="num" w:pos="720"/>
+        </w:tabs>
+        <w:ind w:left="720" w:hanging="360"/>
+      </w:pPr>
+    </w:lvl>
+    <w:lvl w:ilvl="1" w:tentative="1">
+      <w:start w:val="1"/>
+      <w:numFmt w:val="decimal"/>
+      <w:lvlText w:val="%2."/>
+      <w:lvlJc w:val="left"/>
+      <w:pPr>
+        <w:tabs>
+          <w:tab w:val="num" w:pos="1440"/>
+        </w:tabs>
+        <w:ind w:left="1440" w:hanging="360"/>
+      </w:pPr>
+    </w:lvl>
+    <w:lvl w:ilvl="2" w:tentative="1">
+      <w:start w:val="1"/>
+      <w:numFmt w:val="decimal"/>
+      <w:lvlText w:val="%3."/>
+      <w:lvlJc w:val="left"/>
+      <w:pPr>
+        <w:tabs>
+          <w:tab w:val="num" w:pos="2160"/>
+        </w:tabs>
+        <w:ind w:left="2160" w:hanging="360"/>
+      </w:pPr>
+    </w:lvl>
+    <w:lvl w:ilvl="3" w:tentative="1">
+      <w:start w:val="1"/>
+      <w:numFmt w:val="decimal"/>
+      <w:lvlText w:val="%4."/>
+      <w:lvlJc w:val="left"/>
+      <w:pPr>
+        <w:tabs>
+          <w:tab w:val="num" w:pos="2880"/>
+        </w:tabs>
+        <w:ind w:left="2880" w:hanging="360"/>
+      </w:pPr>
+    </w:lvl>
+    <w:lvl w:ilvl="4" w:tentative="1">
+      <w:start w:val="1"/>
+      <w:numFmt w:val="decimal"/>
+      <w:lvlText w:val="%5."/>
+      <w:lvlJc w:val="left"/>
+      <w:pPr>
+        <w:tabs>
+          <w:tab w:val="num" w:pos="3600"/>
+        </w:tabs>
+        <w:ind w:left="3600" w:hanging="360"/>
+      </w:pPr>
+    </w:lvl>
+    <w:lvl w:ilvl="5" w:tentative="1">
+      <w:start w:val="1"/>
+      <w:numFmt w:val="decimal"/>
+      <w:lvlText w:val="%6."/>
+      <w:lvlJc w:val="left"/>
+      <w:pPr>
+        <w:tabs>
+          <w:tab w:val="num" w:pos="4320"/>
+        </w:tabs>
+        <w:ind w:left="4320" w:hanging="360"/>
+      </w:pPr>
+    </w:lvl>
+    <w:lvl w:ilvl="6" w:tentative="1">
+      <w:start w:val="1"/>
+      <w:numFmt w:val="decimal"/>
+      <w:lvlText w:val="%7."/>
+      <w:lvlJc w:val="left"/>
+      <w:pPr>
+        <w:tabs>
+          <w:tab w:val="num" w:pos="5040"/>
+        </w:tabs>
+        <w:ind w:left="5040" w:hanging="360"/>
+      </w:pPr>
+    </w:lvl>
+    <w:lvl w:ilvl="7" w:tentative="1">
+      <w:start w:val="1"/>
+      <w:numFmt w:val="decimal"/>
+      <w:lvlText w:val="%8."/>
+      <w:lvlJc w:val="left"/>
+      <w:pPr>
+        <w:tabs>
+          <w:tab w:val="num" w:pos="5760"/>
+        </w:tabs>
+        <w:ind w:left="5760" w:hanging="360"/>
+      </w:pPr>
+    </w:lvl>
+    <w:lvl w:ilvl="8" w:tentative="1">
+      <w:start w:val="1"/>
+      <w:numFmt w:val="decimal"/>
+      <w:lvlText w:val="%9."/>
+      <w:lvlJc w:val="left"/>
+      <w:pPr>
+        <w:tabs>
+          <w:tab w:val="num" w:pos="6480"/>
+        </w:tabs>
+        <w:ind w:left="6480" w:hanging="360"/>
+      </w:pPr>
+    </w:lvl>
+  </w:abstractNum>
+  <w:abstractNum w:abstractNumId="4" w15:restartNumberingAfterBreak="0">
     <w:nsid w:val="418545BB"/>
     <w:multiLevelType w:val="hybridMultilevel"/>
     <w:tmpl w:val="94529ADC"/>
@@ -7849,7 +8921,7 @@
       </w:rPr>
     </w:lvl>
   </w:abstractNum>
-  <w:abstractNum w:abstractNumId="4" w15:restartNumberingAfterBreak="0">
+  <w:abstractNum w:abstractNumId="5" w15:restartNumberingAfterBreak="0">
     <w:nsid w:val="4C7869DF"/>
     <w:multiLevelType w:val="multilevel"/>
     <w:tmpl w:val="B3E6F220"/>
@@ -7962,7 +9034,7 @@
       </w:pPr>
     </w:lvl>
   </w:abstractNum>
-  <w:abstractNum w:abstractNumId="5" w15:restartNumberingAfterBreak="0">
+  <w:abstractNum w:abstractNumId="6" w15:restartNumberingAfterBreak="0">
     <w:nsid w:val="5B632F7E"/>
     <w:multiLevelType w:val="hybridMultilevel"/>
     <w:tmpl w:val="57FCF280"/>
@@ -8048,7 +9120,7 @@
       </w:pPr>
     </w:lvl>
   </w:abstractNum>
-  <w:abstractNum w:abstractNumId="6" w15:restartNumberingAfterBreak="0">
+  <w:abstractNum w:abstractNumId="7" w15:restartNumberingAfterBreak="0">
     <w:nsid w:val="5CDD5BAD"/>
     <w:multiLevelType w:val="hybridMultilevel"/>
     <w:tmpl w:val="97400BAE"/>
@@ -8137,7 +9209,7 @@
       </w:pPr>
     </w:lvl>
   </w:abstractNum>
-  <w:abstractNum w:abstractNumId="7" w15:restartNumberingAfterBreak="0">
+  <w:abstractNum w:abstractNumId="8" w15:restartNumberingAfterBreak="0">
     <w:nsid w:val="689F59A2"/>
     <w:multiLevelType w:val="hybridMultilevel"/>
     <w:tmpl w:val="D520B0B0"/>
@@ -8223,7 +9295,7 @@
       </w:pPr>
     </w:lvl>
   </w:abstractNum>
-  <w:abstractNum w:abstractNumId="8" w15:restartNumberingAfterBreak="0">
+  <w:abstractNum w:abstractNumId="9" w15:restartNumberingAfterBreak="0">
     <w:nsid w:val="7D8A5C75"/>
     <w:multiLevelType w:val="hybridMultilevel"/>
     <w:tmpl w:val="A08E18D4"/>
@@ -8367,7 +9439,7 @@
     </w:lvlOverride>
   </w:num>
   <w:num w:numId="2">
-    <w:abstractNumId w:val="8"/>
+    <w:abstractNumId w:val="9"/>
   </w:num>
   <w:num w:numId="3">
     <w:abstractNumId w:val="1"/>
@@ -8400,7 +9472,7 @@
     </w:lvlOverride>
   </w:num>
   <w:num w:numId="4">
-    <w:abstractNumId w:val="7"/>
+    <w:abstractNumId w:val="8"/>
     <w:lvlOverride w:ilvl="0">
       <w:startOverride w:val="1"/>
     </w:lvlOverride>
@@ -8430,10 +9502,10 @@
     </w:lvlOverride>
   </w:num>
   <w:num w:numId="5">
-    <w:abstractNumId w:val="3"/>
+    <w:abstractNumId w:val="4"/>
   </w:num>
   <w:num w:numId="6">
-    <w:abstractNumId w:val="6"/>
+    <w:abstractNumId w:val="7"/>
     <w:lvlOverride w:ilvl="0"/>
     <w:lvlOverride w:ilvl="1">
       <w:startOverride w:val="1"/>
@@ -8461,7 +9533,7 @@
     </w:lvlOverride>
   </w:num>
   <w:num w:numId="7">
-    <w:abstractNumId w:val="5"/>
+    <w:abstractNumId w:val="6"/>
     <w:lvlOverride w:ilvl="0">
       <w:startOverride w:val="1"/>
     </w:lvlOverride>
@@ -8491,10 +9563,13 @@
     </w:lvlOverride>
   </w:num>
   <w:num w:numId="8">
-    <w:abstractNumId w:val="4"/>
+    <w:abstractNumId w:val="5"/>
   </w:num>
   <w:num w:numId="9">
     <w:abstractNumId w:val="2"/>
+  </w:num>
+  <w:num w:numId="10">
+    <w:abstractNumId w:val="3"/>
   </w:num>
 </w:numbering>
 </file>
@@ -9188,6 +10263,11 @@
       <w:szCs w:val="20"/>
     </w:rPr>
   </w:style>
+  <w:style w:type="character" w:customStyle="1" w:styleId="token">
+    <w:name w:val="token"/>
+    <w:basedOn w:val="a0"/>
+    <w:rsid w:val="004F17CE"/>
+  </w:style>
 </w:styles>
 </file>
 
